--- a/publication/reference.docx
+++ b/publication/reference.docx
@@ -419,7 +419,7 @@
     </w:fldSimple>
     <w:r>
       <w:tab/>
-      <w:t>July 2026</w:t>
+      <w:t>August 2026</w:t>
     </w:r>
   </w:p>
 </w:ftr>
@@ -445,7 +445,7 @@
     </w:fldSimple>
     <w:r>
       <w:tab/>
-      <w:t>July 2026</w:t>
+      <w:t>August 2026</w:t>
     </w:r>
   </w:p>
 </w:ftr>
